--- a/labs/lab08/report/report.docx
+++ b/labs/lab08/report/report.docx
@@ -1373,7 +1373,7 @@
         <w:pStyle w:val="BodyText"/>
       </w:pPr>
       <w:r>
-        <w:t xml:space="preserve">При запуске схемы мы поучаем кривые и косые графики, но мне дали permission(Дмитрий Сергеевич) оставить как есть (рис. 5):</w:t>
+        <w:t xml:space="preserve">При запуске схемы мы получаем кривые и косые графики, но мне дали permission(Дмитрий Сергеевич) оставить как есть (рис. 5):</w:t>
       </w:r>
     </w:p>
     <w:bookmarkStart w:id="42" w:name="fig:005"/>
